--- a/EX2.docx
+++ b/EX2.docx
@@ -305,12 +305,14 @@
           <w:bCs/>
         </w:rPr>
       </w:pPr>
+      <w:proofErr w:type="spellStart"/>
       <w:r>
         <w:rPr>
           <w:lang w:val="en-US"/>
         </w:rPr>
         <w:t>order_date</w:t>
       </w:r>
+      <w:proofErr w:type="spellEnd"/>
     </w:p>
     <w:p>
       <w:pPr>
@@ -324,12 +326,14 @@
           <w:bCs/>
         </w:rPr>
       </w:pPr>
+      <w:proofErr w:type="spellStart"/>
       <w:r>
         <w:rPr>
           <w:lang w:val="en-US"/>
         </w:rPr>
         <w:t>total_amount</w:t>
       </w:r>
+      <w:proofErr w:type="spellEnd"/>
     </w:p>
     <w:p>
       <w:pPr>
@@ -400,6 +404,7 @@
           <w:numId w:val="8"/>
         </w:numPr>
       </w:pPr>
+      <w:proofErr w:type="spellStart"/>
       <w:r>
         <w:rPr>
           <w:lang w:val="en-US"/>
@@ -412,6 +417,7 @@
         </w:rPr>
         <w:t>nit_price</w:t>
       </w:r>
+      <w:proofErr w:type="spellEnd"/>
     </w:p>
     <w:p>
       <w:pPr>
@@ -425,6 +431,7 @@
           <w:bCs/>
         </w:rPr>
       </w:pPr>
+      <w:proofErr w:type="spellStart"/>
       <w:r>
         <w:rPr>
           <w:b/>
@@ -433,6 +440,7 @@
         </w:rPr>
         <w:t>order_id</w:t>
       </w:r>
+      <w:proofErr w:type="spellEnd"/>
       <w:r>
         <w:rPr>
           <w:b/>
@@ -454,6 +462,7 @@
           <w:bCs/>
         </w:rPr>
       </w:pPr>
+      <w:proofErr w:type="spellStart"/>
       <w:r>
         <w:rPr>
           <w:b/>
@@ -462,6 +471,7 @@
         </w:rPr>
         <w:t>product_id</w:t>
       </w:r>
+      <w:proofErr w:type="spellEnd"/>
       <w:r>
         <w:rPr>
           <w:b/>
@@ -482,29 +492,49 @@
       <w:r>
         <w:t>Khóa chính (PK) của Order_Detail là (</w:t>
       </w:r>
+      <w:proofErr w:type="spellStart"/>
       <w:r>
         <w:rPr>
           <w:b/>
           <w:bCs/>
           <w:lang w:val="en-US"/>
         </w:rPr>
-        <w:t>order_id (FK)</w:t>
-      </w:r>
+        <w:t>order_id</w:t>
+      </w:r>
+      <w:proofErr w:type="spellEnd"/>
       <w:r>
         <w:rPr>
           <w:b/>
           <w:bCs/>
           <w:lang w:val="en-US"/>
         </w:rPr>
+        <w:t xml:space="preserve"> (FK)</w:t>
+      </w:r>
+      <w:r>
+        <w:rPr>
+          <w:b/>
+          <w:bCs/>
+          <w:lang w:val="en-US"/>
+        </w:rPr>
         <w:t xml:space="preserve">, </w:t>
       </w:r>
+      <w:proofErr w:type="spellStart"/>
       <w:r>
         <w:rPr>
           <w:b/>
           <w:bCs/>
           <w:lang w:val="en-US"/>
         </w:rPr>
-        <w:t>product_id (FK)</w:t>
+        <w:t>product_id</w:t>
+      </w:r>
+      <w:proofErr w:type="spellEnd"/>
+      <w:r>
+        <w:rPr>
+          <w:b/>
+          <w:bCs/>
+          <w:lang w:val="en-US"/>
+        </w:rPr>
+        <w:t xml:space="preserve"> (FK)</w:t>
       </w:r>
       <w:r>
         <w:rPr>
@@ -597,12 +627,14 @@
           <w:numId w:val="2"/>
         </w:numPr>
       </w:pPr>
+      <w:proofErr w:type="spellStart"/>
       <w:r>
         <w:rPr>
           <w:lang w:val="en-US"/>
         </w:rPr>
         <w:t>full_name</w:t>
       </w:r>
+      <w:proofErr w:type="spellEnd"/>
     </w:p>
     <w:p>
       <w:pPr>
@@ -627,12 +659,14 @@
           <w:numId w:val="2"/>
         </w:numPr>
       </w:pPr>
+      <w:proofErr w:type="spellStart"/>
       <w:r>
         <w:rPr>
           <w:lang w:val="en-US"/>
         </w:rPr>
         <w:t>hire_date</w:t>
       </w:r>
+      <w:proofErr w:type="spellEnd"/>
     </w:p>
     <w:p>
       <w:pPr>
@@ -771,12 +805,11 @@
         <w:rPr>
           <w:noProof/>
         </w:rPr>
-        <w:lastRenderedPageBreak/>
         <w:drawing>
-          <wp:inline distT="0" distB="0" distL="0" distR="0" wp14:anchorId="7435A813" wp14:editId="47E4CE37">
-            <wp:extent cx="6061710" cy="4328160"/>
+          <wp:inline distT="0" distB="0" distL="0" distR="0" wp14:anchorId="37DBA5C5" wp14:editId="743C59DC">
+            <wp:extent cx="5600700" cy="3695700"/>
             <wp:effectExtent l="0" t="0" r="0" b="0"/>
-            <wp:docPr id="1388920199" name="Picture 2"/>
+            <wp:docPr id="587776403" name="Picture 4"/>
             <wp:cNvGraphicFramePr>
               <a:graphicFrameLocks xmlns:a="http://schemas.openxmlformats.org/drawingml/2006/main" noChangeAspect="1"/>
             </wp:cNvGraphicFramePr>
@@ -784,7 +817,7 @@
               <a:graphicData uri="http://schemas.openxmlformats.org/drawingml/2006/picture">
                 <pic:pic xmlns:pic="http://schemas.openxmlformats.org/drawingml/2006/picture">
                   <pic:nvPicPr>
-                    <pic:cNvPr id="0" name="Picture 6"/>
+                    <pic:cNvPr id="0" name="Picture 13"/>
                     <pic:cNvPicPr>
                       <a:picLocks noChangeAspect="1" noChangeArrowheads="1"/>
                     </pic:cNvPicPr>
@@ -805,7 +838,7 @@
                   <pic:spPr bwMode="auto">
                     <a:xfrm>
                       <a:off x="0" y="0"/>
-                      <a:ext cx="6077707" cy="4339582"/>
+                      <a:ext cx="5611439" cy="3702786"/>
                     </a:xfrm>
                     <a:prstGeom prst="rect">
                       <a:avLst/>
@@ -824,11 +857,6 @@
     </w:p>
     <w:p/>
     <w:p>
-      <w:r>
-        <w:t xml:space="preserve">Câu 4: </w:t>
-      </w:r>
-    </w:p>
-    <w:p>
       <w:pPr>
         <w:pStyle w:val="ListParagraph"/>
         <w:numPr>
@@ -837,6 +865,7 @@
         </w:numPr>
       </w:pPr>
       <w:r>
+        <w:lastRenderedPageBreak/>
         <w:t xml:space="preserve">Thực thể: </w:t>
       </w:r>
       <w:r>
@@ -1015,7 +1044,6 @@
         </w:numPr>
       </w:pPr>
       <w:r>
-        <w:lastRenderedPageBreak/>
         <w:t xml:space="preserve">Thực thể: </w:t>
       </w:r>
       <w:r>

--- a/EX2.docx
+++ b/EX2.docx
@@ -305,14 +305,12 @@
           <w:bCs/>
         </w:rPr>
       </w:pPr>
-      <w:proofErr w:type="spellStart"/>
       <w:r>
         <w:rPr>
           <w:lang w:val="en-US"/>
         </w:rPr>
         <w:t>order_date</w:t>
       </w:r>
-      <w:proofErr w:type="spellEnd"/>
     </w:p>
     <w:p>
       <w:pPr>
@@ -326,14 +324,12 @@
           <w:bCs/>
         </w:rPr>
       </w:pPr>
-      <w:proofErr w:type="spellStart"/>
       <w:r>
         <w:rPr>
           <w:lang w:val="en-US"/>
         </w:rPr>
         <w:t>total_amount</w:t>
       </w:r>
-      <w:proofErr w:type="spellEnd"/>
     </w:p>
     <w:p>
       <w:pPr>
@@ -404,7 +400,6 @@
           <w:numId w:val="8"/>
         </w:numPr>
       </w:pPr>
-      <w:proofErr w:type="spellStart"/>
       <w:r>
         <w:rPr>
           <w:lang w:val="en-US"/>
@@ -417,7 +412,6 @@
         </w:rPr>
         <w:t>nit_price</w:t>
       </w:r>
-      <w:proofErr w:type="spellEnd"/>
     </w:p>
     <w:p>
       <w:pPr>
@@ -431,7 +425,6 @@
           <w:bCs/>
         </w:rPr>
       </w:pPr>
-      <w:proofErr w:type="spellStart"/>
       <w:r>
         <w:rPr>
           <w:b/>
@@ -440,7 +433,6 @@
         </w:rPr>
         <w:t>order_id</w:t>
       </w:r>
-      <w:proofErr w:type="spellEnd"/>
       <w:r>
         <w:rPr>
           <w:b/>
@@ -462,7 +454,6 @@
           <w:bCs/>
         </w:rPr>
       </w:pPr>
-      <w:proofErr w:type="spellStart"/>
       <w:r>
         <w:rPr>
           <w:b/>
@@ -471,7 +462,6 @@
         </w:rPr>
         <w:t>product_id</w:t>
       </w:r>
-      <w:proofErr w:type="spellEnd"/>
       <w:r>
         <w:rPr>
           <w:b/>
@@ -492,23 +482,21 @@
       <w:r>
         <w:t>Khóa chính (PK) của Order_Detail là (</w:t>
       </w:r>
-      <w:proofErr w:type="spellStart"/>
       <w:r>
         <w:rPr>
           <w:b/>
           <w:bCs/>
           <w:lang w:val="en-US"/>
         </w:rPr>
-        <w:t>order_id</w:t>
-      </w:r>
-      <w:proofErr w:type="spellEnd"/>
+        <w:t>order_id (FK)</w:t>
+      </w:r>
       <w:r>
         <w:rPr>
           <w:b/>
           <w:bCs/>
           <w:lang w:val="en-US"/>
         </w:rPr>
-        <w:t xml:space="preserve"> (FK)</w:t>
+        <w:t xml:space="preserve">, </w:t>
       </w:r>
       <w:r>
         <w:rPr>
@@ -516,25 +504,7 @@
           <w:bCs/>
           <w:lang w:val="en-US"/>
         </w:rPr>
-        <w:t xml:space="preserve">, </w:t>
-      </w:r>
-      <w:proofErr w:type="spellStart"/>
-      <w:r>
-        <w:rPr>
-          <w:b/>
-          <w:bCs/>
-          <w:lang w:val="en-US"/>
-        </w:rPr>
-        <w:t>product_id</w:t>
-      </w:r>
-      <w:proofErr w:type="spellEnd"/>
-      <w:r>
-        <w:rPr>
-          <w:b/>
-          <w:bCs/>
-          <w:lang w:val="en-US"/>
-        </w:rPr>
-        <w:t xml:space="preserve"> (FK)</w:t>
+        <w:t>product_id (FK)</w:t>
       </w:r>
       <w:r>
         <w:rPr>
@@ -627,14 +597,12 @@
           <w:numId w:val="2"/>
         </w:numPr>
       </w:pPr>
-      <w:proofErr w:type="spellStart"/>
       <w:r>
         <w:rPr>
           <w:lang w:val="en-US"/>
         </w:rPr>
         <w:t>full_name</w:t>
       </w:r>
-      <w:proofErr w:type="spellEnd"/>
     </w:p>
     <w:p>
       <w:pPr>
@@ -659,14 +627,12 @@
           <w:numId w:val="2"/>
         </w:numPr>
       </w:pPr>
-      <w:proofErr w:type="spellStart"/>
       <w:r>
         <w:rPr>
           <w:lang w:val="en-US"/>
         </w:rPr>
         <w:t>hire_date</w:t>
       </w:r>
-      <w:proofErr w:type="spellEnd"/>
     </w:p>
     <w:p>
       <w:pPr>
@@ -792,7 +758,13 @@
     <w:p/>
     <w:p>
       <w:r>
-        <w:t>Câu 3:</w:t>
+        <w:t>Câu 3</w:t>
+      </w:r>
+      <w:r>
+        <w:t xml:space="preserve"> và 4</w:t>
+      </w:r>
+      <w:r>
+        <w:t>:</w:t>
       </w:r>
     </w:p>
     <w:p>
